--- a/motion/Catalyst_Motion_ARCHITECTURE.docx
+++ b/motion/Catalyst_Motion_ARCHITECTURE.docx
@@ -1212,6 +1212,38 @@
     </w:p>
     <w:p>
       <w:pPr>
+        <w:pStyle w:val="Heading2"/>
+      </w:pPr>
+      <w:r>
+        <w:t>Finite whole-timeline repetition</w:t>
+      </w:r>
+    </w:p>
+    <w:p>
+      <w:pPr/>
+      <w:r>
+        <w:t>timeline repeat: 2 creates exactly two total traversals of the authored timeline cycle. The count is the number of complete plays, not the number of additional plays. timeline repeat retains the existing indefinite whole-timeline repetition.</w:t>
+      </w:r>
+    </w:p>
+    <w:p>
+      <w:pPr/>
+      <w:r>
+        <w:t>The Timeline resolves track anchors, offsets, overlaps and easing once for its cycle. cycleDuration is that resolved authored duration. For a finite repeat, playbackDuration is repeatCount multiplied by cycleDuration; playbackProgress measures the whole finite playback, while progress and currentPosition describe the active cycle. Seeking uses the same deterministic mapping from whole-playback time to a cycle position.</w:t>
+      </w:r>
+    </w:p>
+    <w:p>
+      <w:pPr/>
+      <w:r>
+        <w:t>At a repeat boundary the current composition uses a cut: the next traversal begins at its authored start with no added duration. Tracks retain their resolved placement in every cycle. On the first cycle, retargetable work begins from the captured live presentation; later cycles restore the logical origin before their authored work is evaluated.</w:t>
+      </w:r>
+    </w:p>
+    <w:p>
+      <w:pPr/>
+      <w:r>
+        <w:t>Finite repetition is invalid for an indefinite timeline. Completion and terminal lifecycle occur once, after the final traversal. A future smooth boundary is a Timeline-level compositional transition between adjacent cycles, distinct from a Behaviour's value interpolation; it must preserve the same timeline ownership and duration model.</w:t>
+      </w:r>
+    </w:p>
+    <w:p>
+      <w:pPr>
         <w:pStyle w:val="Heading1"/>
       </w:pPr>
       <w:r>
@@ -1320,7 +1352,7 @@
     </w:p>
     <w:p>
       <w:r>
-        <w:t>CFMotionValue and CFMotionValueTransition bring timeline interpolation to application values. They provide deterministic temporal composition for values that live outside Bloc element presentation and support custom interpolation strategies.</w:t>
+        <w:t>CFMotionValue and CFMotionValueInterpolation bring timeline interpolation to application values. They provide deterministic temporal composition for values that live outside Bloc element presentation and support custom interpolation strategies.</w:t>
       </w:r>
     </w:p>
     <w:p>
